--- a/Dokumentace.docx
+++ b/Dokumentace.docx
@@ -104,38 +104,34 @@
           <w:rFonts w:cs="Roboto Slab"/>
         </w:rPr>
       </w:pPr>
-      <w:r>
+    </w:p>
+    <w:p>
+      <w:pPr>
+        <w:jc w:val="center"/>
         <w:rPr>
           <w:rFonts w:cs="Roboto Slab"/>
           <w:sz w:val="40"/>
           <w:szCs w:val="40"/>
         </w:rPr>
-        <w:t>{</w:t>
-      </w:r>
-      <w:r>
-        <w:rPr>
-          <w:rFonts w:cs="Roboto Slab"/>
-        </w:rPr>
-        <w:t xml:space="preserve"> </w:t>
-      </w:r>
-    </w:p>
-    <w:p>
-      <w:pPr>
-        <w:jc w:val="center"/>
+      </w:pPr>
+      <w:r>
         <w:rPr>
           <w:rFonts w:cs="Roboto Slab"/>
           <w:sz w:val="40"/>
           <w:szCs w:val="40"/>
         </w:rPr>
-      </w:pPr>
-      <w:r>
+        <w:t>Aplikace na analýzu dat</w:t>
+      </w:r>
+    </w:p>
+    <w:p>
+      <w:pPr>
+        <w:jc w:val="center"/>
         <w:rPr>
           <w:rFonts w:cs="Roboto Slab"/>
           <w:sz w:val="40"/>
           <w:szCs w:val="40"/>
         </w:rPr>
-        <w:t xml:space="preserve">Dynamická webová aplikace </w:t>
-      </w:r>
+      </w:pPr>
     </w:p>
     <w:p>
       <w:pPr>
@@ -152,7 +148,7 @@
           <w:sz w:val="40"/>
           <w:szCs w:val="40"/>
         </w:rPr>
-        <w:t>Aplikace na analýzu dat</w:t>
+        <w:t>Svoboda Roman</w:t>
       </w:r>
     </w:p>
     <w:p>
@@ -170,7 +166,7 @@
           <w:sz w:val="40"/>
           <w:szCs w:val="40"/>
         </w:rPr>
-        <w:t>}</w:t>
+        <w:t>V4B</w:t>
       </w:r>
     </w:p>
     <w:p>
@@ -182,42 +178,43 @@
           <w:szCs w:val="40"/>
         </w:rPr>
       </w:pPr>
-      <w:r>
+    </w:p>
+    <w:p>
+      <w:pPr>
+        <w:jc w:val="center"/>
         <w:rPr>
           <w:rFonts w:cs="Roboto Slab"/>
           <w:sz w:val="40"/>
           <w:szCs w:val="40"/>
         </w:rPr>
-        <w:t>Svoboda Roman</w:t>
-      </w:r>
-    </w:p>
-    <w:p>
-      <w:pPr>
-        <w:jc w:val="center"/>
+      </w:pPr>
+      <w:r>
         <w:rPr>
           <w:rFonts w:cs="Roboto Slab"/>
           <w:sz w:val="40"/>
           <w:szCs w:val="40"/>
         </w:rPr>
-      </w:pPr>
-      <w:r>
+        <w:t>PROFILOVÁ ČÁST MATURITNÍ ZKOUŠKY</w:t>
+      </w:r>
+    </w:p>
+    <w:p>
+      <w:pPr>
+        <w:jc w:val="center"/>
         <w:rPr>
           <w:rFonts w:cs="Roboto Slab"/>
           <w:sz w:val="40"/>
           <w:szCs w:val="40"/>
         </w:rPr>
-        <w:t>V4B</w:t>
-      </w:r>
-    </w:p>
-    <w:p>
-      <w:pPr>
-        <w:jc w:val="center"/>
+      </w:pPr>
+      <w:r>
         <w:rPr>
           <w:rFonts w:cs="Roboto Slab"/>
           <w:sz w:val="40"/>
           <w:szCs w:val="40"/>
         </w:rPr>
-      </w:pPr>
+        <w:t>MATURITNÍ PRÁCE</w:t>
+      </w:r>
+      <w:bookmarkStart w:id="0" w:name="zadání-maturitní-práce"/>
     </w:p>
     <w:p>
       <w:pPr>
@@ -228,33 +225,6 @@
           <w:szCs w:val="40"/>
         </w:rPr>
       </w:pPr>
-      <w:r>
-        <w:rPr>
-          <w:rFonts w:cs="Roboto Slab"/>
-          <w:sz w:val="40"/>
-          <w:szCs w:val="40"/>
-        </w:rPr>
-        <w:t>PROFILOVÁ ČÁST MATURITNÍ ZKOUŠKY</w:t>
-      </w:r>
-    </w:p>
-    <w:p>
-      <w:pPr>
-        <w:jc w:val="center"/>
-        <w:rPr>
-          <w:rFonts w:cs="Roboto Slab"/>
-          <w:sz w:val="40"/>
-          <w:szCs w:val="40"/>
-        </w:rPr>
-      </w:pPr>
-      <w:r>
-        <w:rPr>
-          <w:rFonts w:cs="Roboto Slab"/>
-          <w:sz w:val="40"/>
-          <w:szCs w:val="40"/>
-        </w:rPr>
-        <w:t>MATURITNÍ PRÁCE</w:t>
-      </w:r>
-      <w:bookmarkStart w:id="0" w:name="zadání-maturitní-práce"/>
     </w:p>
     <w:p>
       <w:pPr>
@@ -274,20 +244,49 @@
         </w:rPr>
         <w:t>Brno 2026</w:t>
       </w:r>
-    </w:p>
-    <w:p>
-      <w:pPr>
+      <w:bookmarkStart w:id="1" w:name="prohlášení"/>
+      <w:bookmarkEnd w:id="0"/>
+    </w:p>
+    <w:p>
+      <w:pPr>
+        <w:spacing w:after="0"/>
+        <w:rPr>
+          <w:rFonts w:cs="Roboto Slab"/>
+          <w:sz w:val="32"/>
+          <w:szCs w:val="32"/>
+        </w:rPr>
+      </w:pPr>
+      <w:r>
+        <w:rPr>
+          <w:rFonts w:cs="Roboto Slab"/>
+          <w:sz w:val="32"/>
+          <w:szCs w:val="32"/>
+        </w:rPr>
+        <w:br w:type="page"/>
+      </w:r>
+    </w:p>
+    <w:p>
+      <w:pPr>
+        <w:spacing w:after="0"/>
+        <w:jc w:val="center"/>
+        <w:rPr>
+          <w:rFonts w:cs="Roboto Slab"/>
+          <w:sz w:val="32"/>
+          <w:szCs w:val="32"/>
+        </w:rPr>
+      </w:pPr>
+      <w:r>
         <w:rPr>
           <w:rFonts w:ascii="Gadugi" w:hAnsi="Gadugi"/>
           <w:sz w:val="32"/>
           <w:szCs w:val="32"/>
         </w:rPr>
-      </w:pPr>
-    </w:p>
-    <w:p>
-      <w:pPr>
-        <w:pStyle w:val="Zkladntext"/>
-        <w:jc w:val="center"/>
+        <w:lastRenderedPageBreak/>
+        <w:t>Prohlášení</w:t>
+      </w:r>
+    </w:p>
+    <w:p>
+      <w:pPr>
         <w:rPr>
           <w:rFonts w:ascii="Gadugi" w:hAnsi="Gadugi"/>
           <w:sz w:val="32"/>
@@ -297,103 +296,6 @@
     </w:p>
     <w:p>
       <w:pPr>
-        <w:rPr>
-          <w:rFonts w:ascii="Gadugi" w:hAnsi="Gadugi"/>
-        </w:rPr>
-      </w:pPr>
-      <w:r>
-        <w:rPr>
-          <w:rFonts w:ascii="Gadugi" w:hAnsi="Gadugi"/>
-          <w:sz w:val="32"/>
-          <w:szCs w:val="32"/>
-        </w:rPr>
-        <w:t>Zadání maturitní práce</w:t>
-      </w:r>
-    </w:p>
-    <w:p>
-      <w:pPr>
-        <w:pStyle w:val="FirstParagraph"/>
-        <w:rPr>
-          <w:rFonts w:ascii="Gadugi" w:hAnsi="Gadugi"/>
-        </w:rPr>
-      </w:pPr>
-      <w:r>
-        <w:rPr>
-          <w:rFonts w:ascii="Gadugi" w:hAnsi="Gadugi"/>
-          <w:i/>
-          <w:iCs/>
-        </w:rPr>
-        <w:t>(Zde vložíte ofocené/naskenované zadání podepsané vedením školy.)</w:t>
-      </w:r>
-      <w:r>
-        <w:rPr>
-          <w:rFonts w:ascii="Gadugi" w:hAnsi="Gadugi"/>
-        </w:rPr>
-        <w:t xml:space="preserve"> </w:t>
-      </w:r>
-    </w:p>
-    <w:p>
-      <w:pPr>
-        <w:pStyle w:val="Zkladntext"/>
-        <w:rPr>
-          <w:rFonts w:ascii="Gadugi" w:hAnsi="Gadugi"/>
-        </w:rPr>
-      </w:pPr>
-      <w:hyperlink r:id="rId9">
-        <w:r>
-          <w:rPr>
-            <w:rStyle w:val="Hypertextovodkaz"/>
-            <w:rFonts w:ascii="Gadugi" w:hAnsi="Gadugi"/>
-          </w:rPr>
-          <w:t>MP2526-zadaniMP-V4B-Svoboda-Roman-11E.docx</w:t>
-        </w:r>
-      </w:hyperlink>
-      <w:bookmarkStart w:id="1" w:name="prohlášení"/>
-      <w:bookmarkEnd w:id="0"/>
-    </w:p>
-    <w:p>
-      <w:pPr>
-        <w:rPr>
-          <w:rFonts w:ascii="Gadugi" w:hAnsi="Gadugi"/>
-        </w:rPr>
-      </w:pPr>
-    </w:p>
-    <w:p>
-      <w:pPr>
-        <w:pStyle w:val="Zkladntext"/>
-        <w:rPr>
-          <w:rFonts w:ascii="Gadugi" w:hAnsi="Gadugi"/>
-        </w:rPr>
-      </w:pPr>
-    </w:p>
-    <w:p>
-      <w:pPr>
-        <w:rPr>
-          <w:rFonts w:ascii="Gadugi" w:hAnsi="Gadugi"/>
-          <w:sz w:val="32"/>
-          <w:szCs w:val="32"/>
-        </w:rPr>
-      </w:pPr>
-      <w:r>
-        <w:rPr>
-          <w:rFonts w:ascii="Gadugi" w:hAnsi="Gadugi"/>
-          <w:sz w:val="32"/>
-          <w:szCs w:val="32"/>
-        </w:rPr>
-        <w:t>Prohlášení</w:t>
-      </w:r>
-    </w:p>
-    <w:p>
-      <w:pPr>
-        <w:rPr>
-          <w:rFonts w:ascii="Gadugi" w:hAnsi="Gadugi"/>
-          <w:sz w:val="32"/>
-          <w:szCs w:val="32"/>
-        </w:rPr>
-      </w:pPr>
-    </w:p>
-    <w:p>
-      <w:pPr>
         <w:pStyle w:val="Zkladntext"/>
         <w:rPr>
           <w:rFonts w:ascii="Gadugi" w:hAnsi="Gadugi"/>
@@ -417,6 +319,8 @@
       <w:pPr>
         <w:pStyle w:val="Zkladntext"/>
         <w:spacing w:before="120" w:after="120"/>
+        <w:ind w:left="720"/>
+        <w:jc w:val="both"/>
         <w:rPr>
           <w:rFonts w:cs="Roboto Slab"/>
           <w:b/>
@@ -443,22 +347,23 @@
         </w:rPr>
         <w:t xml:space="preserve">Dynamická webová aplikace </w:t>
       </w:r>
-    </w:p>
-    <w:p>
-      <w:pPr>
-        <w:pStyle w:val="Zkladntext"/>
-        <w:spacing w:before="120" w:after="120"/>
-        <w:rPr>
-          <w:rFonts w:cs="Roboto Slab"/>
-        </w:rPr>
-      </w:pPr>
-      <w:r>
-        <w:rPr>
-          <w:rFonts w:cs="Roboto Slab"/>
-          <w:b/>
-          <w:bCs/>
-        </w:rPr>
-        <w:t xml:space="preserve">Aplikace na analýzu dat </w:t>
+      <w:proofErr w:type="spellStart"/>
+      <w:r>
+        <w:rPr>
+          <w:rFonts w:cs="Roboto Slab"/>
+          <w:b/>
+          <w:bCs/>
+        </w:rPr>
+        <w:t>Aplikace</w:t>
+      </w:r>
+      <w:proofErr w:type="spellEnd"/>
+      <w:r>
+        <w:rPr>
+          <w:rFonts w:cs="Roboto Slab"/>
+          <w:b/>
+          <w:bCs/>
+        </w:rPr>
+        <w:t xml:space="preserve"> na analýzu dat </w:t>
       </w:r>
       <w:r>
         <w:rPr>
@@ -843,9 +748,6 @@
         <w:p>
           <w:pPr>
             <w:pStyle w:val="Nadpisobsahu"/>
-            <w:rPr>
-              <w:rFonts w:hint="eastAsia"/>
-            </w:rPr>
           </w:pPr>
           <w:r>
             <w:t>Obsah</w:t>
@@ -3181,9 +3083,6 @@
       <w:pPr>
         <w:pStyle w:val="Nadpis1"/>
         <w:spacing w:before="0"/>
-        <w:rPr>
-          <w:rFonts w:hint="eastAsia"/>
-        </w:rPr>
       </w:pPr>
       <w:bookmarkStart w:id="6" w:name="_Toc227450103"/>
       <w:r>
@@ -3270,9 +3169,6 @@
     <w:p>
       <w:pPr>
         <w:pStyle w:val="Nadpis1"/>
-        <w:rPr>
-          <w:rFonts w:hint="eastAsia"/>
-        </w:rPr>
       </w:pPr>
       <w:bookmarkStart w:id="9" w:name="_Toc227450104"/>
       <w:r>
@@ -3590,63 +3486,12 @@
         <w:rPr>
           <w:rFonts w:cs="Roboto Slab"/>
         </w:rPr>
-        <w:t>provozována na lokálním serveru (Raspberry Pi), přičemž Cloudflare Tunnel zajišťuje bezpečné odchozí spojení mezi tímto serverem a globální sítí Cloudflare. Uživatel tak přistupuje k aplikaci přes standardní webovou adresu,</w:t>
-      </w:r>
-      <w:r>
-        <w:rPr>
-          <w:rFonts w:cs="Roboto Slab"/>
-        </w:rPr>
-        <w:t xml:space="preserve"> </w:t>
-      </w:r>
-      <w:r>
-        <w:rPr>
-          <w:rFonts w:cs="Roboto Slab"/>
-        </w:rPr>
-        <w:t>aniž</w:t>
-      </w:r>
-      <w:r>
-        <w:rPr>
-          <w:rFonts w:cs="Roboto Slab"/>
-        </w:rPr>
-        <w:t xml:space="preserve"> </w:t>
-      </w:r>
-      <w:r>
-        <w:rPr>
-          <w:rFonts w:cs="Roboto Slab"/>
-        </w:rPr>
-        <w:t>by</w:t>
-      </w:r>
-      <w:r>
-        <w:rPr>
-          <w:rFonts w:cs="Roboto Slab"/>
-        </w:rPr>
-        <w:t xml:space="preserve"> </w:t>
-      </w:r>
-      <w:r>
-        <w:rPr>
-          <w:rFonts w:cs="Roboto Slab"/>
-        </w:rPr>
-        <w:t>bylo nutné, jakkoliv konfigurovat domácí síťovou infrastrukturu (například přesměrování portů na routeru). Toto řešení zároveň přináší výhody v podobě automatického HTTPS šifrování a</w:t>
-      </w:r>
-      <w:r>
-        <w:rPr>
-          <w:rFonts w:cs="Roboto Slab"/>
-        </w:rPr>
-        <w:t> </w:t>
-      </w:r>
-      <w:r>
-        <w:rPr>
-          <w:rFonts w:cs="Roboto Slab"/>
-        </w:rPr>
-        <w:t>ochrany před nežádoucím provozem.</w:t>
+        <w:t>provozována na lokálním serveru (Raspberry Pi), přičemž Cloudflare Tunnel zajišťuje bezpečné odchozí spojení mezi tímto serverem a globální sítí Cloudflare. Uživatel tak přistupuje k aplikaci přes standardní webovou adresu, aniž by bylo nutné, jakkoliv konfigurovat domácí síťovou infrastrukturu (například přesměrování portů na routeru). Toto řešení zároveň přináší výhody v podobě automatického HTTPS šifrování a ochrany před nežádoucím provozem.</w:t>
       </w:r>
     </w:p>
     <w:p>
       <w:pPr>
         <w:pStyle w:val="Nadpis1"/>
-        <w:rPr>
-          <w:rFonts w:hint="eastAsia"/>
-        </w:rPr>
       </w:pPr>
       <w:bookmarkStart w:id="12" w:name="_Toc227450105"/>
       <w:r>
@@ -3681,7 +3526,7 @@
       <w:pPr>
         <w:pStyle w:val="Nadpis2"/>
         <w:rPr>
-          <w:rFonts w:ascii="Gadugi" w:hAnsi="Gadugi" w:hint="eastAsia"/>
+          <w:rFonts w:ascii="Gadugi" w:hAnsi="Gadugi"/>
         </w:rPr>
       </w:pPr>
       <w:bookmarkStart w:id="13" w:name="architektura-systému"/>
@@ -4029,7 +3874,7 @@
       <w:pPr>
         <w:pStyle w:val="Nadpis2"/>
         <w:rPr>
-          <w:rFonts w:ascii="Gadugi" w:hAnsi="Gadugi" w:hint="eastAsia"/>
+          <w:rFonts w:ascii="Gadugi" w:hAnsi="Gadugi"/>
         </w:rPr>
       </w:pPr>
       <w:bookmarkStart w:id="17" w:name="_Toc227450107"/>
@@ -4091,12 +3936,12 @@
         <w:rPr>
           <w:rStyle w:val="SubNadpis"/>
         </w:rPr>
+        <w:instrText xml:space="preserve"> \* MERGEFORMAT </w:instrText>
       </w:r>
       <w:r>
         <w:rPr>
           <w:rStyle w:val="SubNadpis"/>
         </w:rPr>
-        <w:instrText xml:space="preserve"> \* MERGEFORMAT </w:instrText>
       </w:r>
       <w:r>
         <w:rPr>
@@ -4120,9 +3965,6 @@
     <w:p>
       <w:pPr>
         <w:pStyle w:val="Nadpis3"/>
-        <w:rPr>
-          <w:rFonts w:hint="eastAsia"/>
-        </w:rPr>
       </w:pPr>
       <w:bookmarkStart w:id="18" w:name="_Toc227450108"/>
       <w:r>
@@ -4436,9 +4278,6 @@
     <w:p>
       <w:pPr>
         <w:pStyle w:val="Nadpis3"/>
-        <w:rPr>
-          <w:rFonts w:hint="eastAsia"/>
-        </w:rPr>
       </w:pPr>
       <w:bookmarkStart w:id="19" w:name="_Toc227450109"/>
       <w:r>
@@ -5015,9 +4854,6 @@
     <w:p>
       <w:pPr>
         <w:pStyle w:val="Nadpis3"/>
-        <w:rPr>
-          <w:rFonts w:hint="eastAsia"/>
-        </w:rPr>
       </w:pPr>
       <w:bookmarkStart w:id="20" w:name="_Toc227450110"/>
       <w:r>
@@ -5077,12 +4913,12 @@
         <w:rPr>
           <w:rStyle w:val="SubNadpis"/>
         </w:rPr>
+        <w:instrText xml:space="preserve"> \* MERGEFORMAT </w:instrText>
       </w:r>
       <w:r>
         <w:rPr>
           <w:rStyle w:val="SubNadpis"/>
         </w:rPr>
-        <w:instrText xml:space="preserve"> \* MERGEFORMAT </w:instrText>
       </w:r>
       <w:r>
         <w:rPr>
@@ -5145,12 +4981,12 @@
         <w:rPr>
           <w:rStyle w:val="SubNadpis"/>
         </w:rPr>
+        <w:instrText xml:space="preserve"> \* MERGEFORMAT </w:instrText>
       </w:r>
       <w:r>
         <w:rPr>
           <w:rStyle w:val="SubNadpis"/>
         </w:rPr>
-        <w:instrText xml:space="preserve"> \* MERGEFORMAT </w:instrText>
       </w:r>
       <w:r>
         <w:rPr>
@@ -5162,7 +4998,21 @@
         <w:rPr>
           <w:rStyle w:val="SubNadpis"/>
         </w:rPr>
-        <w:t>Třída PlayerSeason 1</w:t>
+        <w:t xml:space="preserve">Třída </w:t>
+      </w:r>
+      <w:proofErr w:type="spellStart"/>
+      <w:r>
+        <w:rPr>
+          <w:rStyle w:val="SubNadpis"/>
+        </w:rPr>
+        <w:t>PlayerSeason</w:t>
+      </w:r>
+      <w:proofErr w:type="spellEnd"/>
+      <w:r>
+        <w:rPr>
+          <w:rStyle w:val="SubNadpis"/>
+        </w:rPr>
+        <w:t xml:space="preserve"> 1</w:t>
       </w:r>
       <w:r>
         <w:rPr>
@@ -5285,9 +5135,6 @@
     <w:p>
       <w:pPr>
         <w:pStyle w:val="Nadpis3"/>
-        <w:rPr>
-          <w:rFonts w:hint="eastAsia"/>
-        </w:rPr>
       </w:pPr>
       <w:bookmarkStart w:id="21" w:name="_Toc227450111"/>
       <w:r>
@@ -5394,74 +5241,124 @@
         <w:rPr>
           <w:rStyle w:val="SubNadpis"/>
         </w:rPr>
+        <w:instrText xml:space="preserve"> \* MERGEFORMAT </w:instrText>
       </w:r>
       <w:r>
         <w:rPr>
           <w:rStyle w:val="SubNadpis"/>
         </w:rPr>
+      </w:r>
+      <w:r>
+        <w:rPr>
+          <w:rStyle w:val="SubNadpis"/>
+        </w:rPr>
+        <w:fldChar w:fldCharType="separate"/>
+      </w:r>
+      <w:r>
+        <w:rPr>
+          <w:rStyle w:val="SubNadpis"/>
+        </w:rPr>
+        <w:t xml:space="preserve">Team a </w:t>
+      </w:r>
+      <w:proofErr w:type="spellStart"/>
+      <w:r>
+        <w:rPr>
+          <w:rStyle w:val="SubNadpis"/>
+        </w:rPr>
+        <w:t>Player</w:t>
+      </w:r>
+      <w:proofErr w:type="spellEnd"/>
+      <w:r>
+        <w:rPr>
+          <w:rStyle w:val="SubNadpis"/>
+        </w:rPr>
+        <w:t xml:space="preserve"> </w:t>
+      </w:r>
+      <w:proofErr w:type="spellStart"/>
+      <w:r>
+        <w:rPr>
+          <w:rStyle w:val="SubNadpis"/>
+        </w:rPr>
+        <w:t>Schema</w:t>
+      </w:r>
+      <w:proofErr w:type="spellEnd"/>
+      <w:r>
+        <w:rPr>
+          <w:rStyle w:val="SubNadpis"/>
+        </w:rPr>
+        <w:t xml:space="preserve"> 1</w:t>
+      </w:r>
+      <w:r>
+        <w:rPr>
+          <w:rStyle w:val="SubNadpis"/>
+        </w:rPr>
+        <w:fldChar w:fldCharType="end"/>
+      </w:r>
+    </w:p>
+    <w:p>
+      <w:pPr>
+        <w:pStyle w:val="Zkladntext"/>
+        <w:ind w:firstLine="720"/>
+        <w:rPr>
+          <w:rStyle w:val="SubNadpis"/>
+        </w:rPr>
+      </w:pPr>
+      <w:r>
+        <w:rPr>
+          <w:rStyle w:val="SubNadpis"/>
+        </w:rPr>
+        <w:fldChar w:fldCharType="begin"/>
+      </w:r>
+      <w:r>
+        <w:rPr>
+          <w:rStyle w:val="SubNadpis"/>
+        </w:rPr>
+        <w:instrText xml:space="preserve"> REF _Ref227624773 \h </w:instrText>
+      </w:r>
+      <w:r>
+        <w:rPr>
+          <w:rStyle w:val="SubNadpis"/>
+        </w:rPr>
         <w:instrText xml:space="preserve"> \* MERGEFORMAT </w:instrText>
       </w:r>
       <w:r>
         <w:rPr>
           <w:rStyle w:val="SubNadpis"/>
         </w:rPr>
+      </w:r>
+      <w:r>
+        <w:rPr>
+          <w:rStyle w:val="SubNadpis"/>
+        </w:rPr>
         <w:fldChar w:fldCharType="separate"/>
       </w:r>
+      <w:proofErr w:type="spellStart"/>
       <w:r>
         <w:rPr>
           <w:rStyle w:val="SubNadpis"/>
         </w:rPr>
-        <w:t>Team a Player Schema 1</w:t>
-      </w:r>
+        <w:t>Match</w:t>
+      </w:r>
+      <w:proofErr w:type="spellEnd"/>
       <w:r>
         <w:rPr>
           <w:rStyle w:val="SubNadpis"/>
         </w:rPr>
-        <w:fldChar w:fldCharType="end"/>
-      </w:r>
-    </w:p>
-    <w:p>
-      <w:pPr>
-        <w:pStyle w:val="Zkladntext"/>
-        <w:ind w:firstLine="720"/>
+        <w:t xml:space="preserve"> </w:t>
+      </w:r>
+      <w:proofErr w:type="spellStart"/>
+      <w:r>
         <w:rPr>
           <w:rStyle w:val="SubNadpis"/>
         </w:rPr>
-      </w:pPr>
+        <w:t>Schema</w:t>
+      </w:r>
+      <w:proofErr w:type="spellEnd"/>
       <w:r>
         <w:rPr>
           <w:rStyle w:val="SubNadpis"/>
         </w:rPr>
-        <w:fldChar w:fldCharType="begin"/>
-      </w:r>
-      <w:r>
-        <w:rPr>
-          <w:rStyle w:val="SubNadpis"/>
-        </w:rPr>
-        <w:instrText xml:space="preserve"> REF _Ref227624773 \h </w:instrText>
-      </w:r>
-      <w:r>
-        <w:rPr>
-          <w:rStyle w:val="SubNadpis"/>
-        </w:rPr>
-      </w:r>
-      <w:r>
-        <w:rPr>
-          <w:rStyle w:val="SubNadpis"/>
-        </w:rPr>
-        <w:instrText xml:space="preserve"> \* MERGEFORMAT </w:instrText>
-      </w:r>
-      <w:r>
-        <w:rPr>
-          <w:rStyle w:val="SubNadpis"/>
-        </w:rPr>
-        <w:fldChar w:fldCharType="separate"/>
-      </w:r>
-      <w:r>
-        <w:rPr>
-          <w:rStyle w:val="SubNadpis"/>
-        </w:rPr>
-        <w:t>Match Schema 1</w:t>
+        <w:t xml:space="preserve"> 1</w:t>
       </w:r>
       <w:r>
         <w:rPr>
@@ -5736,9 +5633,6 @@
     <w:p>
       <w:pPr>
         <w:pStyle w:val="Nadpis3"/>
-        <w:rPr>
-          <w:rFonts w:hint="eastAsia"/>
-        </w:rPr>
       </w:pPr>
       <w:bookmarkStart w:id="23" w:name="_Toc227450113"/>
       <w:r>
@@ -5797,12 +5691,12 @@
         <w:rPr>
           <w:rStyle w:val="SubNadpis"/>
         </w:rPr>
+        <w:instrText xml:space="preserve"> \* MERGEFORMAT </w:instrText>
       </w:r>
       <w:r>
         <w:rPr>
           <w:rStyle w:val="SubNadpis"/>
         </w:rPr>
-        <w:instrText xml:space="preserve"> \* MERGEFORMAT </w:instrText>
       </w:r>
       <w:r>
         <w:rPr>
@@ -5913,9 +5807,6 @@
     <w:p>
       <w:pPr>
         <w:pStyle w:val="Nadpis3"/>
-        <w:rPr>
-          <w:rFonts w:hint="eastAsia"/>
-        </w:rPr>
       </w:pPr>
       <w:bookmarkStart w:id="24" w:name="_Toc227450115"/>
       <w:r>
@@ -6042,110 +5933,95 @@
         <w:rPr>
           <w:rStyle w:val="SubNadpis"/>
         </w:rPr>
+        <w:instrText xml:space="preserve"> \* MERGEFORMAT </w:instrText>
       </w:r>
       <w:r>
         <w:rPr>
           <w:rStyle w:val="SubNadpis"/>
         </w:rPr>
+      </w:r>
+      <w:r>
+        <w:rPr>
+          <w:rStyle w:val="SubNadpis"/>
+        </w:rPr>
+        <w:fldChar w:fldCharType="separate"/>
+      </w:r>
+      <w:r>
+        <w:rPr>
+          <w:rStyle w:val="SubNadpis"/>
+        </w:rPr>
+        <w:t>Routery 1</w:t>
+      </w:r>
+      <w:r>
+        <w:rPr>
+          <w:rStyle w:val="SubNadpis"/>
+        </w:rPr>
+        <w:fldChar w:fldCharType="end"/>
+      </w:r>
+    </w:p>
+    <w:p>
+      <w:pPr>
+        <w:pStyle w:val="Nadpis3"/>
+      </w:pPr>
+      <w:bookmarkStart w:id="25" w:name="_Toc227450116"/>
+      <w:r>
+        <w:t>Asynchronní přístup k databázi</w:t>
+      </w:r>
+      <w:bookmarkEnd w:id="25"/>
+    </w:p>
+    <w:p>
+      <w:pPr>
+        <w:pStyle w:val="Zkladntext"/>
+        <w:rPr>
+          <w:rFonts w:cs="Roboto Slab"/>
+        </w:rPr>
+      </w:pPr>
+      <w:r>
+        <w:rPr>
+          <w:rFonts w:cs="Roboto Slab"/>
+        </w:rPr>
+        <w:t>Připojení k PostgreSQL je zprostředkováváno v modulu Database.py, kde je definována třída spravující databázová spojení. -</w:t>
+      </w:r>
+      <w:r>
+        <w:rPr>
+          <w:rStyle w:val="SubNadpis"/>
+        </w:rPr>
+        <w:t xml:space="preserve"> </w:t>
+      </w:r>
+      <w:r>
+        <w:rPr>
+          <w:rStyle w:val="SubNadpis"/>
+        </w:rPr>
+        <w:fldChar w:fldCharType="begin"/>
+      </w:r>
+      <w:r>
+        <w:rPr>
+          <w:rStyle w:val="SubNadpis"/>
+        </w:rPr>
+        <w:instrText xml:space="preserve"> REF _Ref227626605 \h </w:instrText>
+      </w:r>
+      <w:r>
+        <w:rPr>
+          <w:rStyle w:val="SubNadpis"/>
+        </w:rPr>
         <w:instrText xml:space="preserve"> \* MERGEFORMAT </w:instrText>
       </w:r>
       <w:r>
         <w:rPr>
           <w:rStyle w:val="SubNadpis"/>
         </w:rPr>
+      </w:r>
+      <w:r>
+        <w:rPr>
+          <w:rStyle w:val="SubNadpis"/>
+        </w:rPr>
         <w:fldChar w:fldCharType="separate"/>
       </w:r>
       <w:r>
         <w:rPr>
           <w:rStyle w:val="SubNadpis"/>
         </w:rPr>
-        <w:t>Routery 1</w:t>
-      </w:r>
-      <w:r>
-        <w:rPr>
-          <w:rStyle w:val="SubNadpis"/>
-        </w:rPr>
-        <w:fldChar w:fldCharType="end"/>
-      </w:r>
-    </w:p>
-    <w:p>
-      <w:pPr>
-        <w:pStyle w:val="Nadpis3"/>
-        <w:rPr>
-          <w:rFonts w:hint="eastAsia"/>
-        </w:rPr>
-      </w:pPr>
-      <w:bookmarkStart w:id="25" w:name="_Toc227450116"/>
-      <w:r>
-        <w:t>Asynchronní přístup k databázi</w:t>
-      </w:r>
-      <w:bookmarkEnd w:id="25"/>
-    </w:p>
-    <w:p>
-      <w:pPr>
-        <w:pStyle w:val="Zkladntext"/>
-        <w:rPr>
-          <w:rFonts w:cs="Roboto Slab"/>
-        </w:rPr>
-      </w:pPr>
-      <w:r>
-        <w:rPr>
-          <w:rFonts w:cs="Roboto Slab"/>
-        </w:rPr>
-        <w:t>Připojení k PostgreSQL je zprostředkováváno v modulu Database.py, kde je definována třída spravující databázová spojení. -</w:t>
-      </w:r>
-      <w:r>
-        <w:rPr>
-          <w:rStyle w:val="SubNadpis"/>
-        </w:rPr>
-        <w:t xml:space="preserve"> </w:t>
-      </w:r>
-      <w:r>
-        <w:rPr>
-          <w:rStyle w:val="SubNadpis"/>
-        </w:rPr>
-        <w:fldChar w:fldCharType="begin"/>
-      </w:r>
-      <w:r>
-        <w:rPr>
-          <w:rStyle w:val="SubNadpis"/>
-        </w:rPr>
-        <w:instrText xml:space="preserve"> REF _Ref227626605 \h </w:instrText>
-      </w:r>
-      <w:r>
-        <w:rPr>
-          <w:rStyle w:val="SubNadpis"/>
-        </w:rPr>
-      </w:r>
-      <w:r>
-        <w:rPr>
-          <w:rStyle w:val="SubNadpis"/>
-        </w:rPr>
-        <w:instrText xml:space="preserve"> \* MERGEFORMAT </w:instrText>
-      </w:r>
-      <w:r>
-        <w:rPr>
-          <w:rStyle w:val="SubNadpis"/>
-        </w:rPr>
-        <w:fldChar w:fldCharType="separate"/>
-      </w:r>
-      <w:r>
-        <w:rPr>
-          <w:rStyle w:val="SubNadpis"/>
-        </w:rPr>
-        <w:t>Spoje</w:t>
-      </w:r>
-      <w:r>
-        <w:rPr>
-          <w:rStyle w:val="SubNadpis"/>
-        </w:rPr>
-        <w:t>n</w:t>
-      </w:r>
-      <w:r>
-        <w:rPr>
-          <w:rStyle w:val="SubNadpis"/>
-        </w:rPr>
-        <w:t>í s DB 1</w:t>
+        <w:t>Spojení s DB 1</w:t>
       </w:r>
       <w:r>
         <w:rPr>
@@ -6276,13 +6152,7 @@
         <w:rPr>
           <w:rFonts w:cs="Roboto Slab"/>
         </w:rPr>
-        <w:t>SessionLocal v</w:t>
-      </w:r>
-      <w:r>
-        <w:rPr>
-          <w:rFonts w:cs="Roboto Slab"/>
-        </w:rPr>
-        <w:t>ytvoří něco jako továrnu na session, na spojení</w:t>
+        <w:t>SessionLocal vytvoří něco jako továrnu na session, na spojení</w:t>
       </w:r>
     </w:p>
     <w:p>
@@ -6445,9 +6315,6 @@
     <w:p>
       <w:pPr>
         <w:pStyle w:val="Nadpis1"/>
-        <w:rPr>
-          <w:rFonts w:hint="eastAsia"/>
-        </w:rPr>
       </w:pPr>
       <w:bookmarkStart w:id="26" w:name="_Toc227450114"/>
       <w:r>
@@ -6461,9 +6328,6 @@
     <w:p>
       <w:pPr>
         <w:pStyle w:val="Nadpis3"/>
-        <w:rPr>
-          <w:rFonts w:hint="eastAsia"/>
-        </w:rPr>
       </w:pPr>
       <w:bookmarkStart w:id="27" w:name="_Toc227450117"/>
       <w:r>
@@ -6749,6 +6613,7 @@
           <w:b/>
           <w:bCs/>
         </w:rPr>
+        <w:lastRenderedPageBreak/>
         <w:t>Loader dat</w:t>
       </w:r>
     </w:p>
@@ -6763,7 +6628,6 @@
         <w:rPr>
           <w:rFonts w:cs="Roboto Slab"/>
         </w:rPr>
-        <w:lastRenderedPageBreak/>
         <w:t xml:space="preserve">Skript načítá data ze tří CSV souborů umístěných ve složce </w:t>
       </w:r>
       <w:r>
@@ -6842,12 +6706,12 @@
         <w:rPr>
           <w:rFonts w:cs="Roboto Slab"/>
         </w:rPr>
-      </w:r>
-      <w:r>
-        <w:rPr>
-          <w:rFonts w:cs="Roboto Slab"/>
-        </w:rPr>
         <w:instrText xml:space="preserve"> \* MERGEFORMAT </w:instrText>
+      </w:r>
+      <w:r>
+        <w:rPr>
+          <w:rFonts w:cs="Roboto Slab"/>
+        </w:rPr>
       </w:r>
       <w:r>
         <w:rPr>
@@ -7213,6 +7077,7 @@
         <w:rPr>
           <w:rFonts w:cs="Roboto Slab"/>
         </w:rPr>
+        <w:lastRenderedPageBreak/>
         <w:t>Skript projde AllMatches2010-2024cleaned.csv</w:t>
       </w:r>
     </w:p>
@@ -7249,7 +7114,6 @@
         <w:rPr>
           <w:rFonts w:cs="Roboto Slab"/>
         </w:rPr>
-        <w:lastRenderedPageBreak/>
         <w:t>Pokud se v zápase vyskytne neznámá sezóna nebo tým, skript je dynamicky doplní</w:t>
       </w:r>
     </w:p>
@@ -7369,7 +7233,7 @@
         <w:pStyle w:val="Nadpis2"/>
         <w:spacing w:before="0"/>
         <w:rPr>
-          <w:rFonts w:ascii="Gadugi" w:hAnsi="Gadugi" w:hint="eastAsia"/>
+          <w:rFonts w:ascii="Gadugi" w:hAnsi="Gadugi"/>
         </w:rPr>
       </w:pPr>
       <w:bookmarkStart w:id="28" w:name="vizualizace-na-frontendu"/>
@@ -7599,9 +7463,6 @@
     <w:p>
       <w:pPr>
         <w:pStyle w:val="Nadpis3"/>
-        <w:rPr>
-          <w:rFonts w:hint="eastAsia"/>
-        </w:rPr>
       </w:pPr>
       <w:bookmarkStart w:id="34" w:name="_Toc227450119"/>
       <w:r>
@@ -7640,18 +7501,12 @@
         <w:rPr>
           <w:rFonts w:cs="Roboto Slab"/>
         </w:rPr>
-        <w:instrText xml:space="preserve"> REF _Ref227715791 \h </w:instrText>
-      </w:r>
-      <w:r>
-        <w:rPr>
-          <w:rFonts w:cs="Roboto Slab"/>
-        </w:rPr>
-      </w:r>
-      <w:r>
-        <w:rPr>
-          <w:rFonts w:cs="Roboto Slab"/>
-        </w:rPr>
-        <w:instrText xml:space="preserve"> \* MERGEFORMAT </w:instrText>
+        <w:instrText xml:space="preserve"> REF _Ref227715791 \h  \* MERGEFORMAT </w:instrText>
+      </w:r>
+      <w:r>
+        <w:rPr>
+          <w:rFonts w:cs="Roboto Slab"/>
+        </w:rPr>
       </w:r>
       <w:r>
         <w:rPr>
@@ -7812,18 +7667,12 @@
         <w:rPr>
           <w:rFonts w:cs="Roboto Slab"/>
         </w:rPr>
-        <w:instrText xml:space="preserve"> REF _Ref227715668 \h </w:instrText>
-      </w:r>
-      <w:r>
-        <w:rPr>
-          <w:rFonts w:cs="Roboto Slab"/>
-        </w:rPr>
-      </w:r>
-      <w:r>
-        <w:rPr>
-          <w:rFonts w:cs="Roboto Slab"/>
-        </w:rPr>
-        <w:instrText xml:space="preserve"> \* MERGEFORMAT </w:instrText>
+        <w:instrText xml:space="preserve"> REF _Ref227715668 \h  \* MERGEFORMAT </w:instrText>
+      </w:r>
+      <w:r>
+        <w:rPr>
+          <w:rFonts w:cs="Roboto Slab"/>
+        </w:rPr>
       </w:r>
       <w:r>
         <w:rPr>
@@ -8299,9 +8148,6 @@
     <w:p>
       <w:pPr>
         <w:pStyle w:val="Nadpis3"/>
-        <w:rPr>
-          <w:rFonts w:hint="eastAsia"/>
-        </w:rPr>
       </w:pPr>
       <w:bookmarkStart w:id="35" w:name="_Toc227450120"/>
       <w:r>
@@ -8889,9 +8735,6 @@
       <w:pPr>
         <w:pStyle w:val="Nadpis4"/>
         <w:spacing w:before="360"/>
-        <w:rPr>
-          <w:rFonts w:hint="eastAsia"/>
-        </w:rPr>
       </w:pPr>
       <w:r>
         <w:t>Teams</w:t>
@@ -8957,9 +8800,6 @@
       <w:pPr>
         <w:pStyle w:val="Nadpis4"/>
         <w:spacing w:before="360"/>
-        <w:rPr>
-          <w:rFonts w:hint="eastAsia"/>
-        </w:rPr>
       </w:pPr>
       <w:r>
         <w:t>Players</w:t>
@@ -9025,9 +8865,6 @@
       <w:pPr>
         <w:pStyle w:val="Nadpis4"/>
         <w:spacing w:before="360"/>
-        <w:rPr>
-          <w:rFonts w:hint="eastAsia"/>
-        </w:rPr>
       </w:pPr>
       <w:r>
         <w:t>Seasons</w:t>
@@ -9095,7 +8932,7 @@
         <w:pStyle w:val="Nadpis4"/>
         <w:spacing w:before="360"/>
         <w:rPr>
-          <w:rFonts w:cs="Roboto Slab" w:hint="eastAsia"/>
+          <w:rFonts w:cs="Roboto Slab"/>
         </w:rPr>
       </w:pPr>
       <w:r>
@@ -9279,9 +9116,6 @@
     <w:p>
       <w:pPr>
         <w:pStyle w:val="Nadpis3"/>
-        <w:rPr>
-          <w:rFonts w:hint="eastAsia"/>
-        </w:rPr>
       </w:pPr>
       <w:bookmarkStart w:id="36" w:name="_Toc227450121"/>
       <w:r>
@@ -9364,7 +9198,7 @@
       <w:pPr>
         <w:pStyle w:val="Nadpis3"/>
         <w:rPr>
-          <w:rFonts w:cs="Roboto Slab" w:hint="eastAsia"/>
+          <w:rFonts w:cs="Roboto Slab"/>
         </w:rPr>
       </w:pPr>
       <w:bookmarkStart w:id="37" w:name="__RefHeading___Toc3329_1118172081"/>
@@ -9467,9 +9301,6 @@
     <w:p>
       <w:pPr>
         <w:pStyle w:val="Nadpis4"/>
-        <w:rPr>
-          <w:rFonts w:hint="eastAsia"/>
-        </w:rPr>
       </w:pPr>
       <w:r>
         <w:t>Navigační a strukturální</w:t>
@@ -9644,9 +9475,6 @@
     <w:p>
       <w:pPr>
         <w:pStyle w:val="Nadpis4"/>
-        <w:rPr>
-          <w:rFonts w:hint="eastAsia"/>
-        </w:rPr>
       </w:pPr>
       <w:r>
         <w:t>Zobrazení dat a statistik</w:t>
@@ -9841,9 +9669,6 @@
     <w:p>
       <w:pPr>
         <w:pStyle w:val="Nadpis4"/>
-        <w:rPr>
-          <w:rFonts w:hint="eastAsia"/>
-        </w:rPr>
       </w:pPr>
       <w:r>
         <w:t xml:space="preserve">Porovnávací </w:t>
@@ -9926,9 +9751,6 @@
     <w:p>
       <w:pPr>
         <w:pStyle w:val="Nadpis4"/>
-        <w:rPr>
-          <w:rFonts w:hint="eastAsia"/>
-        </w:rPr>
       </w:pPr>
       <w:r>
         <w:t xml:space="preserve">Grafové a dashboardové </w:t>
@@ -10079,9 +9901,6 @@
     <w:p>
       <w:pPr>
         <w:pStyle w:val="Nadpis4"/>
-        <w:rPr>
-          <w:rFonts w:hint="eastAsia"/>
-        </w:rPr>
       </w:pPr>
       <w:r>
         <w:t>Pomocné</w:t>
@@ -10164,9 +9983,6 @@
     <w:p>
       <w:pPr>
         <w:pStyle w:val="Nadpis3"/>
-        <w:rPr>
-          <w:rFonts w:hint="eastAsia"/>
-        </w:rPr>
       </w:pPr>
       <w:bookmarkStart w:id="39" w:name="_Toc227450123"/>
       <w:r>
@@ -10366,9 +10182,6 @@
     <w:p>
       <w:pPr>
         <w:pStyle w:val="Nadpis3"/>
-        <w:rPr>
-          <w:rFonts w:hint="eastAsia"/>
-        </w:rPr>
       </w:pPr>
       <w:bookmarkStart w:id="40" w:name="_Toc227450124"/>
       <w:r>
@@ -10636,9 +10449,6 @@
     <w:p>
       <w:pPr>
         <w:pStyle w:val="Nadpis3"/>
-        <w:rPr>
-          <w:rFonts w:hint="eastAsia"/>
-        </w:rPr>
       </w:pPr>
       <w:bookmarkStart w:id="41" w:name="_Toc227450125"/>
       <w:r>
@@ -10707,7 +10517,7 @@
       <w:pPr>
         <w:pStyle w:val="Nadpis2"/>
         <w:rPr>
-          <w:rFonts w:ascii="Gadugi" w:hAnsi="Gadugi" w:hint="eastAsia"/>
+          <w:rFonts w:ascii="Gadugi" w:hAnsi="Gadugi"/>
         </w:rPr>
       </w:pPr>
       <w:bookmarkStart w:id="42" w:name="_Toc227450126"/>
@@ -10797,9 +10607,6 @@
       <w:pPr>
         <w:pStyle w:val="Nadpis1"/>
         <w:spacing w:before="0"/>
-        <w:rPr>
-          <w:rFonts w:hint="eastAsia"/>
-        </w:rPr>
       </w:pPr>
       <w:bookmarkStart w:id="43" w:name="_Toc227450127"/>
       <w:r>
@@ -11286,9 +11093,6 @@
     <w:p>
       <w:pPr>
         <w:pStyle w:val="Nadpis1"/>
-        <w:rPr>
-          <w:rFonts w:hint="eastAsia"/>
-        </w:rPr>
       </w:pPr>
       <w:bookmarkStart w:id="46" w:name="_Toc227450128"/>
       <w:r>
@@ -11386,9 +11190,6 @@
     <w:p>
       <w:pPr>
         <w:pStyle w:val="Nadpis1"/>
-        <w:rPr>
-          <w:rFonts w:hint="eastAsia"/>
-        </w:rPr>
       </w:pPr>
       <w:bookmarkStart w:id="49" w:name="_Toc227450129"/>
       <w:r>
@@ -11420,7 +11221,7 @@
         </w:rPr>
         <w:t xml:space="preserve">TIANGOLO, Sebastián. FastAPI. [on-line]. 2026. Dokument ve formátu HTML [cit. 2026-04-07]. Dostupné z: </w:t>
       </w:r>
-      <w:hyperlink r:id="rId10">
+      <w:hyperlink r:id="rId9">
         <w:r>
           <w:rPr>
             <w:rStyle w:val="Hypertextovodkaz"/>
@@ -11447,7 +11248,7 @@
         </w:rPr>
         <w:t xml:space="preserve">VUE.JS CORE TEAM. Nuxt - The Intuitive Vue Framework. [on-line]. 2026. Dokument ve formátu HTML [cit. 2026-04-07]. Dostupné z: </w:t>
       </w:r>
-      <w:hyperlink r:id="rId11">
+      <w:hyperlink r:id="rId10">
         <w:r>
           <w:rPr>
             <w:rStyle w:val="Hypertextovodkaz"/>
@@ -11474,7 +11275,7 @@
         </w:rPr>
         <w:t xml:space="preserve">POSTGRESQL GLOBAL DEVELOPMENT GROUP. PostgreSQL Documentation. [on-line]. 2026. Dokument ve formátu HTML [cit. 2026-04-07]. Dostupné z: </w:t>
       </w:r>
-      <w:hyperlink r:id="rId12">
+      <w:hyperlink r:id="rId11">
         <w:r>
           <w:rPr>
             <w:rStyle w:val="Hypertextovodkaz"/>
@@ -11501,7 +11302,7 @@
         </w:rPr>
         <w:t xml:space="preserve">DOCKER INC. Docker Documentation. [on-line]. 2026. Dokument ve formátu HTML [cit. 2026-04-07]. Dostupné z: </w:t>
       </w:r>
-      <w:hyperlink r:id="rId13">
+      <w:hyperlink r:id="rId12">
         <w:r>
           <w:rPr>
             <w:rStyle w:val="Hypertextovodkaz"/>
@@ -11528,7 +11329,7 @@
         </w:rPr>
         <w:t xml:space="preserve">PYTHON SOFTWARE FOUNDATION. Python 3 Documentation. [on-line]. 2026. Dokument ve formátu HTML [cit. 2026-04-07]. Dostupné z: </w:t>
       </w:r>
-      <w:hyperlink r:id="rId14">
+      <w:hyperlink r:id="rId13">
         <w:r>
           <w:rPr>
             <w:rStyle w:val="Hypertextovodkaz"/>
@@ -11670,7 +11471,7 @@
         </w:rPr>
         <w:t xml:space="preserve">VUE.JS CORE TEAM. Vue Router — The official Router for Vue.js. [on-line]. 2026. Dokument ve formátu HTML [cit. 2026-04-18]. Dostupné z: </w:t>
       </w:r>
-      <w:hyperlink r:id="rId15">
+      <w:hyperlink r:id="rId14">
         <w:r>
           <w:rPr>
             <w:rStyle w:val="Hypertextovodkaz"/>
@@ -11695,9 +11496,6 @@
       <w:pPr>
         <w:pStyle w:val="Nadpis1"/>
         <w:spacing w:before="0"/>
-        <w:rPr>
-          <w:rFonts w:hint="eastAsia"/>
-        </w:rPr>
       </w:pPr>
       <w:bookmarkStart w:id="50" w:name="_Přílohy"/>
       <w:bookmarkEnd w:id="50"/>
@@ -11733,7 +11531,7 @@
                     </pic:cNvPicPr>
                   </pic:nvPicPr>
                   <pic:blipFill>
-                    <a:blip r:embed="rId16"/>
+                    <a:blip r:embed="rId15"/>
                     <a:stretch>
                       <a:fillRect/>
                     </a:stretch>
@@ -11790,7 +11588,7 @@
                     </pic:cNvPicPr>
                   </pic:nvPicPr>
                   <pic:blipFill>
-                    <a:blip r:embed="rId17"/>
+                    <a:blip r:embed="rId16"/>
                     <a:stretch>
                       <a:fillRect/>
                     </a:stretch>
@@ -11841,7 +11639,7 @@
                     </pic:cNvPicPr>
                   </pic:nvPicPr>
                   <pic:blipFill>
-                    <a:blip r:embed="rId18"/>
+                    <a:blip r:embed="rId17"/>
                     <a:stretch>
                       <a:fillRect/>
                     </a:stretch>
@@ -11994,7 +11792,7 @@
                     </pic:cNvPicPr>
                   </pic:nvPicPr>
                   <pic:blipFill>
-                    <a:blip r:embed="rId19"/>
+                    <a:blip r:embed="rId18"/>
                     <a:stretch>
                       <a:fillRect/>
                     </a:stretch>
@@ -12037,7 +11835,7 @@
                     </pic:cNvPicPr>
                   </pic:nvPicPr>
                   <pic:blipFill>
-                    <a:blip r:embed="rId20"/>
+                    <a:blip r:embed="rId19"/>
                     <a:stretch>
                       <a:fillRect/>
                     </a:stretch>
@@ -12122,7 +11920,7 @@
                     </pic:cNvPicPr>
                   </pic:nvPicPr>
                   <pic:blipFill>
-                    <a:blip r:embed="rId21"/>
+                    <a:blip r:embed="rId20"/>
                     <a:stretch>
                       <a:fillRect/>
                     </a:stretch>
@@ -12165,7 +11963,7 @@
                     </pic:cNvPicPr>
                   </pic:nvPicPr>
                   <pic:blipFill>
-                    <a:blip r:embed="rId22"/>
+                    <a:blip r:embed="rId21"/>
                     <a:stretch>
                       <a:fillRect/>
                     </a:stretch>
@@ -12251,7 +12049,7 @@
                     </pic:cNvPicPr>
                   </pic:nvPicPr>
                   <pic:blipFill>
-                    <a:blip r:embed="rId23"/>
+                    <a:blip r:embed="rId22"/>
                     <a:stretch>
                       <a:fillRect/>
                     </a:stretch>
@@ -12326,7 +12124,7 @@
                     </pic:cNvPicPr>
                   </pic:nvPicPr>
                   <pic:blipFill>
-                    <a:blip r:embed="rId24"/>
+                    <a:blip r:embed="rId23"/>
                     <a:stretch>
                       <a:fillRect/>
                     </a:stretch>
@@ -12379,6 +12177,9 @@
         <w:keepNext/>
       </w:pPr>
       <w:r>
+        <w:rPr>
+          <w:noProof/>
+        </w:rPr>
         <w:drawing>
           <wp:anchor distT="0" distB="0" distL="114300" distR="114300" simplePos="0" relativeHeight="251652096" behindDoc="0" locked="0" layoutInCell="1" allowOverlap="1" wp14:anchorId="752DD693" wp14:editId="44E144F0">
             <wp:simplePos x="0" y="0"/>
@@ -12403,7 +12204,7 @@
                     <pic:cNvPicPr/>
                   </pic:nvPicPr>
                   <pic:blipFill>
-                    <a:blip r:embed="rId25">
+                    <a:blip r:embed="rId24">
                       <a:extLst>
                         <a:ext uri="{28A0092B-C50C-407E-A947-70E740481C1C}">
                           <a14:useLocalDpi xmlns:a14="http://schemas.microsoft.com/office/drawing/2010/main" val="0"/>
@@ -12445,6 +12246,7 @@
         <w:rPr>
           <w:i w:val="0"/>
           <w:iCs/>
+          <w:noProof/>
         </w:rPr>
         <w:drawing>
           <wp:anchor distT="0" distB="0" distL="114300" distR="114300" simplePos="0" relativeHeight="251661312" behindDoc="0" locked="0" layoutInCell="1" allowOverlap="1" wp14:anchorId="000DDD7F" wp14:editId="111E83D5">
@@ -12470,7 +12272,7 @@
                     <pic:cNvPicPr/>
                   </pic:nvPicPr>
                   <pic:blipFill>
-                    <a:blip r:embed="rId26">
+                    <a:blip r:embed="rId25">
                       <a:extLst>
                         <a:ext uri="{28A0092B-C50C-407E-A947-70E740481C1C}">
                           <a14:useLocalDpi xmlns:a14="http://schemas.microsoft.com/office/drawing/2010/main" val="0"/>
@@ -12589,6 +12391,7 @@
         <w:rPr>
           <w:i w:val="0"/>
           <w:iCs/>
+          <w:noProof/>
         </w:rPr>
         <w:lastRenderedPageBreak/>
         <w:drawing>
@@ -12607,7 +12410,7 @@
                     <pic:cNvPicPr/>
                   </pic:nvPicPr>
                   <pic:blipFill>
-                    <a:blip r:embed="rId27"/>
+                    <a:blip r:embed="rId26"/>
                     <a:stretch>
                       <a:fillRect/>
                     </a:stretch>
@@ -12637,6 +12440,7 @@
         <w:rPr>
           <w:i w:val="0"/>
           <w:iCs/>
+          <w:noProof/>
         </w:rPr>
         <w:drawing>
           <wp:anchor distT="0" distB="0" distL="114300" distR="114300" simplePos="0" relativeHeight="251668480" behindDoc="0" locked="0" layoutInCell="1" allowOverlap="1" wp14:anchorId="5B083895" wp14:editId="5AB43148">
@@ -12662,7 +12466,7 @@
                     <pic:cNvPicPr/>
                   </pic:nvPicPr>
                   <pic:blipFill>
-                    <a:blip r:embed="rId28">
+                    <a:blip r:embed="rId27">
                       <a:extLst>
                         <a:ext uri="{28A0092B-C50C-407E-A947-70E740481C1C}">
                           <a14:useLocalDpi xmlns:a14="http://schemas.microsoft.com/office/drawing/2010/main" val="0"/>
@@ -12766,9 +12570,9 @@
       </w:r>
     </w:p>
     <w:sectPr>
-      <w:footerReference w:type="even" r:id="rId29"/>
-      <w:footerReference w:type="default" r:id="rId30"/>
-      <w:footerReference w:type="first" r:id="rId31"/>
+      <w:footerReference w:type="even" r:id="rId28"/>
+      <w:footerReference w:type="default" r:id="rId29"/>
+      <w:footerReference w:type="first" r:id="rId30"/>
       <w:pgSz w:w="12240" w:h="15840"/>
       <w:pgMar w:top="1440" w:right="1440" w:bottom="1440" w:left="1440" w:header="0" w:footer="708" w:gutter="0"/>
       <w:cols w:space="708"/>
@@ -15795,7 +15599,7 @@
     <w:link w:val="Nadpis1Char"/>
     <w:uiPriority w:val="9"/>
     <w:qFormat/>
-    <w:rsid w:val="00D5341B"/>
+    <w:rsid w:val="00CD6B4C"/>
     <w:pPr>
       <w:keepNext/>
       <w:keepLines/>
@@ -15806,7 +15610,7 @@
       <w:rFonts w:eastAsiaTheme="majorEastAsia" w:cs="Gadugi"/>
       <w:b/>
       <w:bCs/>
-      <w:color w:val="4F81BD" w:themeColor="accent1"/>
+      <w:color w:val="000000" w:themeColor="text1"/>
       <w:sz w:val="40"/>
       <w:szCs w:val="32"/>
     </w:rPr>
@@ -15818,7 +15622,7 @@
     <w:uiPriority w:val="9"/>
     <w:unhideWhenUsed/>
     <w:qFormat/>
-    <w:rsid w:val="0071567F"/>
+    <w:rsid w:val="00CD6B4C"/>
     <w:pPr>
       <w:keepNext/>
       <w:keepLines/>
@@ -15826,10 +15630,10 @@
       <w:outlineLvl w:val="1"/>
     </w:pPr>
     <w:rPr>
-      <w:rFonts w:ascii="Arial" w:eastAsiaTheme="majorEastAsia" w:hAnsi="Arial" w:cstheme="majorBidi"/>
+      <w:rFonts w:eastAsiaTheme="majorEastAsia" w:cstheme="majorBidi"/>
       <w:b/>
       <w:bCs/>
-      <w:color w:val="4F81BD" w:themeColor="accent1"/>
+      <w:color w:val="000000" w:themeColor="text1"/>
       <w:sz w:val="28"/>
       <w:szCs w:val="28"/>
     </w:rPr>
@@ -15841,7 +15645,7 @@
     <w:uiPriority w:val="9"/>
     <w:unhideWhenUsed/>
     <w:qFormat/>
-    <w:rsid w:val="00A57A49"/>
+    <w:rsid w:val="00CD6B4C"/>
     <w:pPr>
       <w:keepNext/>
       <w:keepLines/>
@@ -15852,7 +15656,7 @@
       <w:rFonts w:eastAsiaTheme="majorEastAsia" w:cstheme="majorBidi"/>
       <w:b/>
       <w:bCs/>
-      <w:color w:val="4F81BD" w:themeColor="accent1"/>
+      <w:color w:val="000000" w:themeColor="text1"/>
     </w:rPr>
   </w:style>
   <w:style w:type="paragraph" w:styleId="Nadpis4">
@@ -15971,6 +15775,7 @@
   <w:style w:type="character" w:default="1" w:styleId="Standardnpsmoodstavce">
     <w:name w:val="Default Paragraph Font"/>
     <w:uiPriority w:val="1"/>
+    <w:semiHidden/>
     <w:unhideWhenUsed/>
   </w:style>
   <w:style w:type="table" w:default="1" w:styleId="Normlntabulka">
@@ -16005,10 +15810,10 @@
     <w:basedOn w:val="TitulekChar"/>
     <w:link w:val="SourceCode"/>
     <w:qFormat/>
-    <w:rsid w:val="00C17100"/>
+    <w:rsid w:val="005968D5"/>
     <w:rPr>
-      <w:rFonts w:ascii="Roboto Slab" w:hAnsi="Roboto Slab"/>
-      <w:color w:val="C33D80"/>
+      <w:rFonts w:ascii="Courier New" w:hAnsi="Courier New"/>
+      <w:color w:val="0D0D0D" w:themeColor="text1" w:themeTint="F2"/>
       <w:sz w:val="22"/>
       <w:lang w:val="cs-CZ"/>
     </w:rPr>
@@ -16451,12 +16256,12 @@
     <w:link w:val="Nadpis1"/>
     <w:uiPriority w:val="9"/>
     <w:qFormat/>
-    <w:rsid w:val="00D5341B"/>
+    <w:rsid w:val="00CD6B4C"/>
     <w:rPr>
       <w:rFonts w:ascii="Roboto Slab" w:eastAsiaTheme="majorEastAsia" w:hAnsi="Roboto Slab" w:cs="Gadugi"/>
       <w:b/>
       <w:bCs/>
-      <w:color w:val="4F81BD" w:themeColor="accent1"/>
+      <w:color w:val="000000" w:themeColor="text1"/>
       <w:sz w:val="40"/>
       <w:szCs w:val="32"/>
       <w:lang w:val="cs-CZ"/>
@@ -16767,9 +16572,10 @@
     <w:basedOn w:val="Normln"/>
     <w:link w:val="VerbatimChar"/>
     <w:qFormat/>
-    <w:rsid w:val="00C17100"/>
+    <w:rsid w:val="005968D5"/>
     <w:rPr>
-      <w:color w:val="C33D80"/>
+      <w:rFonts w:ascii="Courier New" w:hAnsi="Courier New"/>
+      <w:color w:val="0D0D0D" w:themeColor="text1" w:themeTint="F2"/>
       <w:sz w:val="22"/>
     </w:rPr>
   </w:style>
